--- a/module-1/RylanderSetup.docx
+++ b/module-1/RylanderSetup.docx
@@ -113,19 +113,25 @@
         <w:t>GitHub Repository Setup</w:t>
       </w:r>
     </w:p>
-    <w:p xmlns:wp14="http://schemas.microsoft.com/office/word/2010/wordml" wp14:paraId="66396EAF" wp14:textId="3FCA39C9">
+    <w:p xmlns:wp14="http://schemas.microsoft.com/office/word/2010/wordml" wp14:paraId="003B15A1" wp14:textId="09A5556A">
       <w:pPr>
         <w:pStyle w:val="Normal"/>
-        <w:rPr>
-          <w:rFonts w:ascii="Aptos" w:hAnsi="Aptos" w:eastAsia="Aptos" w:cs="Aptos"/>
-          <w:noProof w:val="0"/>
-          <w:sz w:val="24"/>
-          <w:szCs w:val="24"/>
-          <w:lang w:val="en-US"/>
-        </w:rPr>
-      </w:pPr>
-    </w:p>
-    <w:p xmlns:wp14="http://schemas.microsoft.com/office/word/2010/wordml" wp14:paraId="49922282" wp14:textId="43251E57">
+      </w:pPr>
+      <w:hyperlink r:id="R025665da2f39425a">
+        <w:r>
+          <w:rPr>
+            <w:rStyle w:val="Hyperlink"/>
+            <w:rFonts w:ascii="Aptos" w:hAnsi="Aptos" w:eastAsia="Aptos" w:cs="Aptos"/>
+            <w:noProof w:val="0"/>
+            <w:sz w:val="24"/>
+            <w:szCs w:val="24"/>
+            <w:lang w:val="en-US"/>
+          </w:rPr>
+          <w:t>https://github.com/jordynrylander/csd-310</w:t>
+        </w:r>
+      </w:hyperlink>
+    </w:p>
+    <w:p xmlns:wp14="http://schemas.microsoft.com/office/word/2010/wordml" wp14:paraId="2C078E63" wp14:textId="21F0A9BB">
       <w:pPr>
         <w:pStyle w:val="Normal"/>
         <w:rPr>
@@ -146,21 +152,9 @@
         </w:rPr>
         <w:t>Local Directory Screenshot:</w:t>
       </w:r>
-    </w:p>
-    <w:p xmlns:wp14="http://schemas.microsoft.com/office/word/2010/wordml" wp14:paraId="2C078E63" wp14:textId="3AB2641A">
-      <w:pPr>
-        <w:pStyle w:val="Normal"/>
-        <w:rPr>
-          <w:rFonts w:ascii="Aptos" w:hAnsi="Aptos" w:eastAsia="Aptos" w:cs="Aptos"/>
-          <w:noProof w:val="0"/>
-          <w:sz w:val="24"/>
-          <w:szCs w:val="24"/>
-          <w:lang w:val="en-US"/>
-        </w:rPr>
-      </w:pPr>
       <w:r>
         <w:drawing>
-          <wp:inline xmlns:wp14="http://schemas.microsoft.com/office/word/2010/wordprocessingDrawing" wp14:editId="2D0B3DA3" wp14:anchorId="3F7022FA">
+          <wp:inline xmlns:wp14="http://schemas.microsoft.com/office/word/2010/wordprocessingDrawing" wp14:editId="130A8249" wp14:anchorId="3F7022FA">
             <wp:extent cx="4410075" cy="5943600"/>
             <wp:effectExtent l="0" t="0" r="0" b="0"/>
             <wp:docPr id="420094902" name="drawing"/>
@@ -220,20 +214,14 @@
     <w:p>
       <w:pPr>
         <w:pStyle w:val="Normal"/>
-      </w:pPr>
-      <w:hyperlink r:id="R7b820b84adbc4fe9">
-        <w:r>
-          <w:rPr>
-            <w:rStyle w:val="Hyperlink"/>
-            <w:rFonts w:ascii="Aptos" w:hAnsi="Aptos" w:eastAsia="Aptos" w:cs="Aptos"/>
-            <w:noProof w:val="0"/>
-            <w:sz w:val="24"/>
-            <w:szCs w:val="24"/>
-            <w:lang w:val="en-US"/>
-          </w:rPr>
-          <w:t>https://github.com/jordynrylander/csd-310</w:t>
-        </w:r>
-      </w:hyperlink>
+        <w:rPr>
+          <w:rFonts w:ascii="Aptos" w:hAnsi="Aptos" w:eastAsia="Aptos" w:cs="Aptos"/>
+          <w:noProof w:val="0"/>
+          <w:sz w:val="24"/>
+          <w:szCs w:val="24"/>
+          <w:lang w:val="en-US"/>
+        </w:rPr>
+      </w:pPr>
     </w:p>
     <w:p>
       <w:pPr>
@@ -246,21 +234,9 @@
           <w:lang w:val="en-US"/>
         </w:rPr>
       </w:pPr>
-    </w:p>
-    <w:p>
-      <w:pPr>
-        <w:pStyle w:val="Normal"/>
-        <w:rPr>
-          <w:rFonts w:ascii="Aptos" w:hAnsi="Aptos" w:eastAsia="Aptos" w:cs="Aptos"/>
-          <w:noProof w:val="0"/>
-          <w:sz w:val="24"/>
-          <w:szCs w:val="24"/>
-          <w:lang w:val="en-US"/>
-        </w:rPr>
-      </w:pPr>
       <w:r>
         <w:drawing>
-          <wp:inline wp14:editId="564EEB80" wp14:anchorId="25A140D8">
+          <wp:inline wp14:editId="115323C1" wp14:anchorId="25A140D8">
             <wp:extent cx="5943600" cy="3209925"/>
             <wp:effectExtent l="0" t="0" r="0" b="0"/>
             <wp:docPr id="1268875582" name="drawing"/>
@@ -342,7 +318,7 @@
       </w:pPr>
       <w:r>
         <w:drawing>
-          <wp:inline wp14:editId="26874F87" wp14:anchorId="19DD3287">
+          <wp:inline wp14:editId="59BB7544" wp14:anchorId="19DD3287">
             <wp:extent cx="5943600" cy="2476500"/>
             <wp:effectExtent l="0" t="0" r="0" b="0"/>
             <wp:docPr id="172843069" name="drawing"/>
@@ -820,7 +796,7 @@
     <w:name w:val="Hyperlink"/>
     <w:basedOn w:val="DefaultParagraphFont"/>
     <w:unhideWhenUsed/>
-    <w:rsid w:val="76DCCBA3"/>
+    <w:rsid w:val="1917B9DE"/>
     <w:rPr>
       <w:color w:val="467886"/>
       <w:u w:val="single"/>
